--- a/docs/DemoScriptStartup.docx
+++ b/docs/DemoScriptStartup.docx
@@ -3,1373 +3,541 @@
 <w:document xmlns:wpc="http://schemas.microsoft.com/office/word/2010/wordprocessingCanvas" xmlns:cx="http://schemas.microsoft.com/office/drawing/2014/chartex" xmlns:cx1="http://schemas.microsoft.com/office/drawing/2015/9/8/chartex" xmlns:cx2="http://schemas.microsoft.com/office/drawing/2015/10/21/chartex" xmlns:cx3="http://schemas.microsoft.com/office/drawing/2016/5/9/chartex" xmlns:cx4="http://schemas.microsoft.com/office/drawing/2016/5/10/chartex" xmlns:cx5="http://schemas.microsoft.com/office/drawing/2016/5/11/chartex" xmlns:cx6="http://schemas.microsoft.com/office/drawing/2016/5/12/chartex" xmlns:cx7="http://schemas.microsoft.com/office/drawing/2016/5/13/chartex" xmlns:cx8="http://schemas.microsoft.com/office/drawing/2016/5/14/chartex" xmlns:mc="http://schemas.openxmlformats.org/markup-compatibility/2006" xmlns:aink="http://schemas.microsoft.com/office/drawing/2016/ink" xmlns:am3d="http://schemas.microsoft.com/office/drawing/2017/model3d" xmlns:o="urn:schemas-microsoft-com:office:office" xmlns:oel="http://schemas.microsoft.com/office/2019/extlst" xmlns:r="http://schemas.openxmlformats.org/officeDocument/2006/relationships" xmlns:m="http://schemas.openxmlformats.org/officeDocument/2006/math" xmlns:v="urn:schemas-microsoft-com:vml" xmlns:wp14="http://schemas.microsoft.com/office/word/2010/wordprocessingDrawing" xmlns:wp="http://schemas.openxmlformats.org/drawingml/2006/wordprocessingDrawing" xmlns:w10="urn:schemas-microsoft-com:office:word" xmlns:w="http://schemas.openxmlformats.org/wordprocessingml/2006/main" xmlns:w14="http://schemas.microsoft.com/office/word/2010/wordml" xmlns:w15="http://schemas.microsoft.com/office/word/2012/wordml" xmlns:w16cex="http://schemas.microsoft.com/office/word/2018/wordml/cex" xmlns:w16cid="http://schemas.microsoft.com/office/word/2016/wordml/cid" xmlns:w16="http://schemas.microsoft.com/office/word/2018/wordml" xmlns:w16du="http://schemas.microsoft.com/office/word/2023/wordml/word16du" xmlns:w16sdtdh="http://schemas.microsoft.com/office/word/2020/wordml/sdtdatahash" xmlns:w16sdtfl="http://schemas.microsoft.com/office/word/2024/wordml/sdtformatlock" xmlns:w16se="http://schemas.microsoft.com/office/word/2015/wordml/symex" xmlns:wpg="http://schemas.microsoft.com/office/word/2010/wordprocessingGroup" xmlns:wpi="http://schemas.microsoft.com/office/word/2010/wordprocessingInk" xmlns:wne="http://schemas.microsoft.com/office/word/2006/wordml" xmlns:wps="http://schemas.microsoft.com/office/word/2010/wordprocessingShape" mc:Ignorable="w14 w15 w16se w16cid w16 w16cex w16sdtdh w16sdtfl w16du wp14">
   <w:body>
     <w:p>
-      <w:pPr>
-        <w:rPr>
-          <w:lang w:val="de-DE"/>
-        </w:rPr>
-      </w:pPr>
-      <w:r>
-        <w:rPr>
-          <w:lang w:val="de-DE"/>
-        </w:rPr>
-        <w:t>Hier ist ein fiktives Startup, mit dem du alle Interviewthemen abdecken kannst. Lies die Antworten einzeln passend zur Frage vor – so testest du die Gesprächsführung.</w:t>
-      </w:r>
-    </w:p>
-    <w:p>
-      <w:pPr>
-        <w:rPr>
-          <w:lang w:val="de-DE"/>
-        </w:rPr>
-      </w:pPr>
-      <w:r>
-        <w:rPr>
-          <w:lang w:val="de-DE"/>
-        </w:rPr>
-        <w:t>Testskript: Nordlicht Energy Analytics GmbH</w:t>
-      </w:r>
-    </w:p>
-    <w:p>
-      <w:pPr>
-        <w:rPr>
-          <w:lang w:val="de-DE"/>
-        </w:rPr>
-      </w:pPr>
-      <w:r>
-        <w:rPr>
-          <w:lang w:val="de-DE"/>
-        </w:rPr>
-        <w:t>Kurzvorstellung</w:t>
-      </w:r>
-    </w:p>
-    <w:p>
-      <w:pPr>
-        <w:rPr>
-          <w:lang w:val="de-DE"/>
-        </w:rPr>
-      </w:pPr>
-      <w:r>
-        <w:rPr>
-          <w:lang w:val="de-DE"/>
-        </w:rPr>
-        <w:t>Unser Startup heißt Nordlicht Energy Analytics GmbH. Wir entwickeln Software, mit der kleine Hotelketten ihren Energieverbrauch besser verstehen und senken können.</w:t>
-      </w:r>
-    </w:p>
-    <w:p>
-      <w:pPr>
-        <w:rPr>
-          <w:lang w:val="de-DE"/>
-        </w:rPr>
-      </w:pPr>
-      <w:r>
-        <w:rPr>
-          <w:lang w:val="de-DE"/>
-        </w:rPr>
-        <w:t>Problem und Zielkunden</w:t>
-      </w:r>
-    </w:p>
-    <w:p>
-      <w:pPr>
-        <w:rPr>
-          <w:lang w:val="de-DE"/>
-        </w:rPr>
-      </w:pPr>
-      <w:r>
-        <w:rPr>
-          <w:lang w:val="de-DE"/>
-        </w:rPr>
-        <w:t>Unsere Zielkunden betreiben fünf bis fünfzig Hotels. Verbrauchsdaten liegen häufig in unterschiedlichen Portalen oder Excel-Dateien. Dadurch fallen unnötig laufende Heizungen oder ungewöhnlich hohe Nachtverbräuche zu spät auf.</w:t>
-      </w:r>
-    </w:p>
-    <w:p>
-      <w:pPr>
-        <w:rPr>
-          <w:lang w:val="de-DE"/>
-        </w:rPr>
-      </w:pPr>
-      <w:r>
-        <w:rPr>
-          <w:lang w:val="de-DE"/>
-        </w:rPr>
-        <w:t>Produkt</w:t>
-      </w:r>
-    </w:p>
-    <w:p>
-      <w:pPr>
-        <w:rPr>
-          <w:lang w:val="de-DE"/>
-        </w:rPr>
-      </w:pPr>
-      <w:r>
-        <w:rPr>
-          <w:lang w:val="de-DE"/>
-        </w:rPr>
-        <w:t>Unsere Software verbindet vorhandene Zählerdaten mit Belegungszahlen und Wetterdaten. Sie erkennt ungewöhnliche Verbräuche und schlägt konkrete Prüfungen vor. Wir steuern die Anlagen noch nicht automatisch.</w:t>
-      </w:r>
-    </w:p>
-    <w:p>
-      <w:pPr>
-        <w:rPr>
-          <w:lang w:val="de-DE"/>
-        </w:rPr>
-      </w:pPr>
-      <w:r>
-        <w:rPr>
-          <w:lang w:val="de-DE"/>
-        </w:rPr>
-        <w:t>Team</w:t>
-      </w:r>
-    </w:p>
-    <w:p>
-      <w:pPr>
-        <w:rPr>
-          <w:lang w:val="de-DE"/>
-        </w:rPr>
-      </w:pPr>
-      <w:r>
-        <w:rPr>
-          <w:lang w:val="de-DE"/>
-        </w:rPr>
-        <w:t>Wir sind zwei Gründer. Lea hat sieben Jahre Erfahrung mit Energiemanagement in Hotels und übernimmt Vertrieb und Kundenbetreuung. Jonas hat zuvor Datenplattformen entwickelt und verantwortet das Produkt. Eine freiberufliche Entwicklerin unterstützt uns zwanzig Stunden pro Woche.</w:t>
-      </w:r>
-    </w:p>
-    <w:p>
-      <w:pPr>
-        <w:rPr>
-          <w:lang w:val="de-DE"/>
-        </w:rPr>
-      </w:pPr>
-      <w:r>
-        <w:rPr>
-          <w:lang w:val="de-DE"/>
-        </w:rPr>
-        <w:t>Entwicklungsstand</w:t>
-      </w:r>
-    </w:p>
-    <w:p>
-      <w:pPr>
-        <w:rPr>
-          <w:lang w:val="de-DE"/>
-        </w:rPr>
-      </w:pPr>
-      <w:r>
-        <w:rPr>
-          <w:lang w:val="de-DE"/>
-        </w:rPr>
-        <w:t>Wir haben ein funktionsfähiges MVP. Es verarbeitet Strom- und Wärmedaten täglich. Zwei Schnittstellen sind fertig; weitere Daten importieren wir noch über CSV-Dateien.</w:t>
-      </w:r>
-    </w:p>
-    <w:p>
-      <w:pPr>
-        <w:rPr>
-          <w:lang w:val="de-DE"/>
-        </w:rPr>
-      </w:pPr>
-      <w:r>
-        <w:rPr>
-          <w:lang w:val="de-DE"/>
-        </w:rPr>
-        <w:t>Traktion</w:t>
-      </w:r>
-    </w:p>
-    <w:p>
-      <w:pPr>
-        <w:rPr>
-          <w:lang w:val="de-DE"/>
-        </w:rPr>
-      </w:pPr>
-      <w:r>
-        <w:rPr>
-          <w:lang w:val="de-DE"/>
-        </w:rPr>
-        <w:t>Stand September 2026 testen drei Hotelgruppen mit insgesamt zwölf Standorten unsere Software. Zwei Gruppen bezahlen jeweils 450 Euro monatlich. Unser monatlich wiederkehrender Umsatz beträgt damit 900 Euro.</w:t>
-      </w:r>
-    </w:p>
-    <w:p>
-      <w:pPr>
-        <w:rPr>
-          <w:lang w:val="de-DE"/>
-        </w:rPr>
-      </w:pPr>
-      <w:r>
-        <w:rPr>
-          <w:lang w:val="de-DE"/>
-        </w:rPr>
-        <w:t>Die dritte Gruppe testet kostenlos. Weitere acht Hotelgruppen haben Interesse gezeigt, aber noch keinen Vertrag unterschrieben.</w:t>
-      </w:r>
-    </w:p>
-    <w:p>
-      <w:pPr>
-        <w:rPr>
-          <w:lang w:val="de-DE"/>
-        </w:rPr>
-      </w:pPr>
-      <w:r>
-        <w:rPr>
-          <w:lang w:val="de-DE"/>
-        </w:rPr>
-        <w:t>Bei einem Pilotkunden sank der Stromverbrauch gegenüber dem Vorjahresmonat um elf Prozent. Wir können noch nicht sicher sagen, welcher Anteil davon auf unsere Software zurückgeht.</w:t>
-      </w:r>
-    </w:p>
-    <w:p>
-      <w:pPr>
-        <w:rPr>
-          <w:lang w:val="de-DE"/>
-        </w:rPr>
-      </w:pPr>
-      <w:r>
-        <w:rPr>
-          <w:lang w:val="de-DE"/>
-        </w:rPr>
-        <w:t>Markt und Wettbewerb</w:t>
-      </w:r>
-    </w:p>
-    <w:p>
-      <w:pPr>
-        <w:rPr>
-          <w:lang w:val="de-DE"/>
-        </w:rPr>
-      </w:pPr>
-      <w:r>
-        <w:rPr>
-          <w:lang w:val="de-DE"/>
-        </w:rPr>
-        <w:t>Wir starten im deutschsprachigen Raum. Unsere Alternativen sind Excel, Energieberater und größere Gebäudemanagement-Systeme. Wir wollen uns durch einfache Einrichtung und eine Oberfläche speziell für Hotelbetreiber unterscheiden.</w:t>
-      </w:r>
-    </w:p>
-    <w:p>
-      <w:pPr>
-        <w:rPr>
-          <w:lang w:val="de-DE"/>
-        </w:rPr>
-      </w:pPr>
-      <w:r>
-        <w:rPr>
-          <w:lang w:val="de-DE"/>
-        </w:rPr>
-        <w:t>Die genaue Marktgröße haben wir noch nicht belastbar recherchiert.</w:t>
-      </w:r>
-    </w:p>
-    <w:p>
-      <w:pPr>
-        <w:rPr>
-          <w:lang w:val="de-DE"/>
-        </w:rPr>
-      </w:pPr>
-      <w:r>
-        <w:rPr>
-          <w:lang w:val="de-DE"/>
-        </w:rPr>
-        <w:t>Geschäftsmodell</w:t>
-      </w:r>
-    </w:p>
-    <w:p>
-      <w:pPr>
-        <w:rPr>
-          <w:lang w:val="de-DE"/>
-        </w:rPr>
-      </w:pPr>
-      <w:r>
-        <w:rPr>
-          <w:lang w:val="de-DE"/>
+      <w:r>
+        <w:t xml:space="preserve">Your reasoning gives the demo a clear structure: </w:t>
+      </w:r>
+      <w:r>
+        <w:rPr>
+          <w:b/>
+          <w:bCs/>
+        </w:rPr>
+        <w:t>start with the information you need, then explain how each technical choice supports collecting it reliably.</w:t>
+      </w:r>
+      <w:r>
+        <w:t xml:space="preserve"> Present it as the design rationale rather than claiming it was the exact implementation chronology.</w:t>
+      </w:r>
+    </w:p>
+    <w:p>
+      <w:r>
+        <w:t xml:space="preserve">I’ve interpreted “Microsoft control” as </w:t>
+      </w:r>
+      <w:r>
+        <w:rPr>
+          <w:b/>
+          <w:bCs/>
+        </w:rPr>
+        <w:t>microphone control in the browser</w:t>
+      </w:r>
+      <w:r>
+        <w:t>.</w:t>
+      </w:r>
+    </w:p>
+    <w:p>
+      <w:pPr>
+        <w:rPr>
+          <w:b/>
+          <w:bCs/>
+        </w:rPr>
+      </w:pPr>
+      <w:r>
+        <w:rPr>
+          <w:b/>
+          <w:bCs/>
+        </w:rPr>
+        <w:t>Demo storyline — From structured interview results to a voice experience</w:t>
+      </w:r>
+    </w:p>
+    <w:p>
+      <w:r>
+        <w:rPr>
+          <w:b/>
+          <w:bCs/>
+        </w:rPr>
+        <w:t>Suggested duration: 10–12 minutes.</w:t>
+      </w:r>
+      <w:r>
+        <w:t xml:space="preserve"> Start with a completed interview, then show the configuration and a short live conversation.</w:t>
+      </w:r>
+    </w:p>
+    <w:p>
+      <w:pPr>
+        <w:rPr>
+          <w:b/>
+          <w:bCs/>
+        </w:rPr>
+      </w:pPr>
+      <w:r>
+        <w:rPr>
+          <w:b/>
+          <w:bCs/>
+        </w:rPr>
+        <w:t>1. Start with the result</w:t>
+      </w:r>
+    </w:p>
+    <w:p>
+      <w:r>
+        <w:rPr>
+          <w:i/>
+          <w:iCs/>
+        </w:rPr>
+        <w:t>Show the result of a completed interview.</w:t>
+      </w:r>
+    </w:p>
+    <w:p>
+      <w:r>
+        <w:t>“When I looked at the challenge, my first question wasn’t which voice provider to use. It was: what should we know after the conversation?</w:t>
+      </w:r>
+    </w:p>
+    <w:p>
+      <w:r>
+        <w:t>We need a useful picture of a startup: its team, product, development stage, traction, market, financing needs and next steps.</w:t>
+      </w:r>
+    </w:p>
+    <w:p>
+      <w:r>
+        <w:t>The conversation is the way we collect that information. The structured result is what makes it useful afterwards.”</w:t>
+      </w:r>
+    </w:p>
+    <w:p>
+      <w:pPr>
+        <w:rPr>
+          <w:b/>
+          <w:bCs/>
+        </w:rPr>
+      </w:pPr>
+      <w:r>
+        <w:rPr>
+          <w:b/>
+          <w:bCs/>
+        </w:rPr>
+        <w:t>2. Define the information before designing the conversation</w:t>
+      </w:r>
+    </w:p>
+    <w:p>
+      <w:r>
+        <w:rPr>
+          <w:i/>
+          <w:iCs/>
+        </w:rPr>
+        <w:t>Point to individual answers in the report.</w:t>
+      </w:r>
+    </w:p>
+    <w:p>
+      <w:r>
+        <w:t xml:space="preserve">“I separated three things: what we want to ask, what the founder </w:t>
+      </w:r>
+      <w:proofErr w:type="gramStart"/>
+      <w:r>
+        <w:t>actually said</w:t>
+      </w:r>
+      <w:proofErr w:type="gramEnd"/>
+      <w:r>
+        <w:t>, and what we concluded from it.</w:t>
+      </w:r>
+    </w:p>
+    <w:p>
+      <w:r>
+        <w:t>A question belongs to the interview configuration. An answer belongs to a particular interview and its owner. The original statement belongs to the transcript.</w:t>
+      </w:r>
+    </w:p>
+    <w:p>
+      <w:r>
+        <w:t>I also distinguished between free text, categories and numbers. A team description can remain free text. Development stage should use consistent categories. Funding needs require a number and an explicit currency.</w:t>
+      </w:r>
+    </w:p>
+    <w:p>
+      <w:r>
+        <w:t>That gives us comparable records without pretending that every startup can be reduced to a few numbers.”</w:t>
+      </w:r>
+    </w:p>
+    <w:p>
+      <w:r>
+        <w:rPr>
+          <w:b/>
+          <w:bCs/>
+        </w:rPr>
+        <w:t>Implementation detail if asked:</w:t>
+      </w:r>
+      <w:r>
+        <w:t xml:space="preserve"> Records are currently organized by founder identity and interview, rather than a separate company master-data entity.</w:t>
+      </w:r>
+    </w:p>
+    <w:p>
+      <w:pPr>
+        <w:rPr>
+          <w:b/>
+          <w:bCs/>
+        </w:rPr>
+      </w:pPr>
+      <w:r>
+        <w:rPr>
+          <w:b/>
+          <w:bCs/>
+        </w:rPr>
+        <w:t>3. Decide where AI judgment is useful</w:t>
+      </w:r>
+    </w:p>
+    <w:p>
+      <w:r>
+        <w:t>“The founder should be able to speak naturally, mention several topics at once, or correct an earlier answer.</w:t>
+      </w:r>
+    </w:p>
+    <w:p>
+      <w:r>
+        <w:t>That is where an AI model helps: interpreting language and mapping it into the information we need.</w:t>
+      </w:r>
+    </w:p>
+    <w:p>
+      <w:r>
+        <w:t>But I didn’t want the model to decide everything. Whether an interview is complete, whether another clarification is allowed, and whether a write succeeded should follow explicit rules.</w:t>
+      </w:r>
+    </w:p>
+    <w:p>
+      <w:proofErr w:type="gramStart"/>
+      <w:r>
+        <w:t>So</w:t>
+      </w:r>
+      <w:proofErr w:type="gramEnd"/>
+      <w:r>
+        <w:t xml:space="preserve"> the division became: AI proposes structured answers; ordinary code validates them, stores them and controls progression.”</w:t>
+      </w:r>
+    </w:p>
+    <w:p>
+      <w:pPr>
+        <w:rPr>
+          <w:b/>
+          <w:bCs/>
+        </w:rPr>
+      </w:pPr>
+      <w:r>
+        <w:rPr>
+          <w:b/>
+          <w:bCs/>
+        </w:rPr>
+        <w:t>4. Turn a question list into answer goals</w:t>
+      </w:r>
+    </w:p>
+    <w:p>
+      <w:r>
+        <w:rPr>
+          <w:i/>
+          <w:iCs/>
         </w:rPr>
         <w:lastRenderedPageBreak/>
-        <w:t>Wir berechnen aktuell 450 Euro pro Hotelgruppe und Monat für bis zu fünf Standorte. Zusätzliche Standorte sollen später separat berechnet werden. Das Preismodell prüfen wir noch mit den Pilotkunden.</w:t>
-      </w:r>
-    </w:p>
-    <w:p>
-      <w:pPr>
-        <w:rPr>
-          <w:lang w:val="de-DE"/>
-        </w:rPr>
-      </w:pPr>
-      <w:r>
-        <w:rPr>
-          <w:lang w:val="de-DE"/>
-        </w:rPr>
-        <w:t>Finanzierung</w:t>
-      </w:r>
-    </w:p>
-    <w:p>
-      <w:pPr>
-        <w:rPr>
-          <w:lang w:val="de-DE"/>
-        </w:rPr>
-      </w:pPr>
-      <w:r>
-        <w:rPr>
-          <w:lang w:val="de-DE"/>
-        </w:rPr>
-        <w:t>Wir planen eine Pre-Seed-Runde über 600.000 Euro und möchten sie bis März 2027 abschließen.</w:t>
-      </w:r>
-    </w:p>
-    <w:p>
-      <w:pPr>
-        <w:rPr>
-          <w:lang w:val="de-DE"/>
-        </w:rPr>
-      </w:pPr>
-      <w:r>
-        <w:rPr>
-          <w:lang w:val="de-DE"/>
-        </w:rPr>
-        <w:t>Davon sind 330.000 Euro für Produktentwicklung, 150.000 Euro für Vertrieb, 60.000 Euro für Schnittstellen und externe Sicherheitsprüfungen sowie 60.000 Euro als Reserve vorgesehen.</w:t>
-      </w:r>
-    </w:p>
-    <w:p>
-      <w:pPr>
-        <w:rPr>
-          <w:lang w:val="de-DE"/>
-        </w:rPr>
-      </w:pPr>
-      <w:r>
-        <w:rPr>
-          <w:lang w:val="de-DE"/>
-        </w:rPr>
-        <w:t>Nach unserer aktuellen Planung reicht das für etwa achtzehn Monate. Bisher haben wir 70.000 Euro eigenes Geld investiert. Es gibt noch keine verbindliche Zusage von Investoren.</w:t>
-      </w:r>
-    </w:p>
-    <w:p>
-      <w:pPr>
-        <w:rPr>
-          <w:lang w:val="de-DE"/>
-        </w:rPr>
-      </w:pPr>
-      <w:r>
-        <w:rPr>
-          <w:lang w:val="de-DE"/>
-        </w:rPr>
-        <w:t>Nächster Schritt</w:t>
-      </w:r>
-    </w:p>
-    <w:p>
-      <w:pPr>
-        <w:rPr>
-          <w:lang w:val="de-DE"/>
-        </w:rPr>
-      </w:pPr>
-      <w:r>
-        <w:rPr>
-          <w:lang w:val="de-DE"/>
-        </w:rPr>
-        <w:t>Wir wünschen uns ein Folgegespräch mit einem Investor, der Erfahrung mit B2B-Software und Gebäudetechnik hat. Dafür können wir eine Produktdemo und anonymisierte Pilotdaten vorbereiten.</w:t>
-      </w:r>
-    </w:p>
-    <w:p>
-      <w:pPr>
-        <w:rPr>
-          <w:lang w:val="de-DE"/>
-        </w:rPr>
-      </w:pPr>
-      <w:r>
-        <w:rPr>
-          <w:lang w:val="de-DE"/>
-        </w:rPr>
-        <w:t>Für die Grenzfälle würde ich jeweils ein neues Gespräch beginnen. Die folgenden Erwartungen sind Abnahmekriterien, keine Zusicherung, dass bereits jeder Fall funktioniert.</w:t>
-      </w:r>
-    </w:p>
-    <w:tbl>
-      <w:tblPr>
-        <w:tblW w:w="0" w:type="auto"/>
-        <w:tblCellSpacing w:w="15" w:type="dxa"/>
-        <w:tblCellMar>
-          <w:top w:w="15" w:type="dxa"/>
-          <w:left w:w="15" w:type="dxa"/>
-          <w:bottom w:w="15" w:type="dxa"/>
-          <w:right w:w="15" w:type="dxa"/>
-        </w:tblCellMar>
-        <w:tblLook w:val="04A0" w:firstRow="1" w:lastRow="0" w:firstColumn="1" w:lastColumn="0" w:noHBand="0" w:noVBand="1"/>
-      </w:tblPr>
-      <w:tblGrid>
-        <w:gridCol w:w="2094"/>
-        <w:gridCol w:w="3266"/>
-        <w:gridCol w:w="3712"/>
-      </w:tblGrid>
-      <w:tr>
-        <w:trPr>
-          <w:tblHeader/>
-          <w:tblCellSpacing w:w="15" w:type="dxa"/>
-        </w:trPr>
-        <w:tc>
-          <w:tcPr>
-            <w:tcW w:w="0" w:type="auto"/>
-            <w:vAlign w:val="center"/>
-            <w:hideMark/>
-          </w:tcPr>
-          <w:p>
-            <w:proofErr w:type="spellStart"/>
-            <w:r>
-              <w:t>Testfall</w:t>
-            </w:r>
-            <w:proofErr w:type="spellEnd"/>
-          </w:p>
-        </w:tc>
-        <w:tc>
-          <w:tcPr>
-            <w:tcW w:w="0" w:type="auto"/>
-            <w:vAlign w:val="center"/>
-            <w:hideMark/>
-          </w:tcPr>
-          <w:p>
-            <w:pPr>
-              <w:rPr>
-                <w:lang w:val="de-DE"/>
-              </w:rPr>
-            </w:pPr>
-            <w:r>
-              <w:rPr>
-                <w:lang w:val="de-DE"/>
-              </w:rPr>
-              <w:t xml:space="preserve">Was du sagst oder </w:t>
-            </w:r>
-            <w:proofErr w:type="gramStart"/>
-            <w:r>
-              <w:rPr>
-                <w:lang w:val="de-DE"/>
-              </w:rPr>
-              <w:t>machst</w:t>
-            </w:r>
-            <w:proofErr w:type="gramEnd"/>
-          </w:p>
-        </w:tc>
-        <w:tc>
-          <w:tcPr>
-            <w:tcW w:w="0" w:type="auto"/>
-            <w:vAlign w:val="center"/>
-            <w:hideMark/>
-          </w:tcPr>
-          <w:p>
-            <w:pPr>
-              <w:rPr>
-                <w:lang w:val="de-DE"/>
-              </w:rPr>
-            </w:pPr>
-            <w:r>
-              <w:rPr>
-                <w:lang w:val="de-DE"/>
-              </w:rPr>
-              <w:t xml:space="preserve">Was der Agent </w:t>
-            </w:r>
-            <w:proofErr w:type="gramStart"/>
-            <w:r>
-              <w:rPr>
-                <w:lang w:val="de-DE"/>
-              </w:rPr>
-              <w:t>tun sollte</w:t>
-            </w:r>
-            <w:proofErr w:type="gramEnd"/>
-          </w:p>
-        </w:tc>
-      </w:tr>
-      <w:tr>
-        <w:trPr>
-          <w:tblCellSpacing w:w="15" w:type="dxa"/>
-        </w:trPr>
-        <w:tc>
-          <w:tcPr>
-            <w:tcW w:w="0" w:type="auto"/>
-            <w:vAlign w:val="center"/>
-            <w:hideMark/>
-          </w:tcPr>
-          <w:p>
-            <w:proofErr w:type="spellStart"/>
-            <w:r>
-              <w:t>Mehrteiliger</w:t>
-            </w:r>
-            <w:proofErr w:type="spellEnd"/>
-            <w:r>
-              <w:t xml:space="preserve"> Name</w:t>
-            </w:r>
-          </w:p>
-        </w:tc>
-        <w:tc>
-          <w:tcPr>
-            <w:tcW w:w="0" w:type="auto"/>
-            <w:vAlign w:val="center"/>
-            <w:hideMark/>
-          </w:tcPr>
-          <w:p>
-            <w:pPr>
-              <w:rPr>
-                <w:lang w:val="de-DE"/>
-              </w:rPr>
-            </w:pPr>
-            <w:r>
-              <w:rPr>
-                <w:lang w:val="de-DE"/>
-              </w:rPr>
-              <w:t>„Nordlicht … Energy Analytics … GmbH“, mit kurzen Pausen</w:t>
-            </w:r>
-          </w:p>
-        </w:tc>
-        <w:tc>
-          <w:tcPr>
-            <w:tcW w:w="0" w:type="auto"/>
-            <w:vAlign w:val="center"/>
-            <w:hideMark/>
-          </w:tcPr>
-          <w:p>
-            <w:pPr>
-              <w:rPr>
-                <w:lang w:val="de-DE"/>
-              </w:rPr>
-            </w:pPr>
-            <w:r>
-              <w:rPr>
-                <w:lang w:val="de-DE"/>
-              </w:rPr>
-              <w:t>Namen vollständig erfassen, nicht nur den letzten Bestandteil.</w:t>
-            </w:r>
-          </w:p>
-        </w:tc>
-      </w:tr>
-      <w:tr>
-        <w:trPr>
-          <w:tblCellSpacing w:w="15" w:type="dxa"/>
-        </w:trPr>
-        <w:tc>
-          <w:tcPr>
-            <w:tcW w:w="0" w:type="auto"/>
-            <w:vAlign w:val="center"/>
-            <w:hideMark/>
-          </w:tcPr>
-          <w:p>
-            <w:proofErr w:type="spellStart"/>
-            <w:r>
-              <w:t>Vage</w:t>
-            </w:r>
-            <w:proofErr w:type="spellEnd"/>
-            <w:r>
-              <w:t xml:space="preserve"> </w:t>
-            </w:r>
-            <w:proofErr w:type="spellStart"/>
-            <w:r>
-              <w:t>Antwort</w:t>
-            </w:r>
-            <w:proofErr w:type="spellEnd"/>
-          </w:p>
-        </w:tc>
-        <w:tc>
-          <w:tcPr>
-            <w:tcW w:w="0" w:type="auto"/>
-            <w:vAlign w:val="center"/>
-            <w:hideMark/>
-          </w:tcPr>
-          <w:p>
-            <w:pPr>
-              <w:rPr>
-                <w:lang w:val="de-DE"/>
-              </w:rPr>
-            </w:pPr>
-            <w:r>
-              <w:rPr>
-                <w:lang w:val="de-DE"/>
-              </w:rPr>
-              <w:t>Auf Traktion: „Es läuft wirklich gut, das Interesse ist riesig.“</w:t>
-            </w:r>
-          </w:p>
-        </w:tc>
-        <w:tc>
-          <w:tcPr>
-            <w:tcW w:w="0" w:type="auto"/>
-            <w:vAlign w:val="center"/>
-            <w:hideMark/>
-          </w:tcPr>
-          <w:p>
-            <w:r>
-              <w:rPr>
-                <w:lang w:val="de-DE"/>
-              </w:rPr>
-              <w:t xml:space="preserve">Einmal konkret </w:t>
-            </w:r>
-            <w:proofErr w:type="gramStart"/>
-            <w:r>
-              <w:rPr>
-                <w:lang w:val="de-DE"/>
-              </w:rPr>
-              <w:t>nach zahlenden</w:t>
-            </w:r>
-            <w:proofErr w:type="gramEnd"/>
-            <w:r>
-              <w:rPr>
-                <w:lang w:val="de-DE"/>
-              </w:rPr>
-              <w:t xml:space="preserve"> Kunden, Umsatz oder Pilotprojekten fragen. </w:t>
-            </w:r>
-            <w:r>
-              <w:t xml:space="preserve">Keine Zahlen </w:t>
-            </w:r>
-            <w:proofErr w:type="spellStart"/>
-            <w:r>
-              <w:t>erfinden</w:t>
-            </w:r>
-            <w:proofErr w:type="spellEnd"/>
-            <w:r>
-              <w:t>.</w:t>
-            </w:r>
-          </w:p>
-        </w:tc>
-      </w:tr>
-      <w:tr>
-        <w:trPr>
-          <w:tblCellSpacing w:w="15" w:type="dxa"/>
-        </w:trPr>
-        <w:tc>
-          <w:tcPr>
-            <w:tcW w:w="0" w:type="auto"/>
-            <w:vAlign w:val="center"/>
-            <w:hideMark/>
-          </w:tcPr>
-          <w:p>
-            <w:proofErr w:type="spellStart"/>
-            <w:r>
-              <w:t>Weiterhin</w:t>
-            </w:r>
-            <w:proofErr w:type="spellEnd"/>
-            <w:r>
-              <w:t xml:space="preserve"> </w:t>
-            </w:r>
-            <w:proofErr w:type="spellStart"/>
-            <w:r>
-              <w:t>ausweichend</w:t>
-            </w:r>
-            <w:proofErr w:type="spellEnd"/>
-          </w:p>
-        </w:tc>
-        <w:tc>
-          <w:tcPr>
-            <w:tcW w:w="0" w:type="auto"/>
-            <w:vAlign w:val="center"/>
-            <w:hideMark/>
-          </w:tcPr>
-          <w:p>
-            <w:pPr>
-              <w:rPr>
-                <w:lang w:val="de-DE"/>
-              </w:rPr>
-            </w:pPr>
-            <w:r>
-              <w:rPr>
-                <w:lang w:val="de-DE"/>
-              </w:rPr>
-              <w:t>„Das lässt sich gerade schwer beziffern.“</w:t>
-            </w:r>
-          </w:p>
-        </w:tc>
-        <w:tc>
-          <w:tcPr>
-            <w:tcW w:w="0" w:type="auto"/>
-            <w:vAlign w:val="center"/>
-            <w:hideMark/>
-          </w:tcPr>
-          <w:p>
-            <w:pPr>
-              <w:rPr>
-                <w:lang w:val="de-DE"/>
-              </w:rPr>
-            </w:pPr>
-            <w:r>
-              <w:rPr>
-                <w:lang w:val="de-DE"/>
-              </w:rPr>
-              <w:t>Rückfragebudget einhalten; als ungeklärt festhalten und weitergehen.</w:t>
-            </w:r>
-          </w:p>
-        </w:tc>
-      </w:tr>
-      <w:tr>
-        <w:trPr>
-          <w:tblCellSpacing w:w="15" w:type="dxa"/>
-        </w:trPr>
-        <w:tc>
-          <w:tcPr>
-            <w:tcW w:w="0" w:type="auto"/>
-            <w:vAlign w:val="center"/>
-            <w:hideMark/>
-          </w:tcPr>
-          <w:p>
-            <w:proofErr w:type="spellStart"/>
-            <w:r>
-              <w:t>Bewusst</w:t>
-            </w:r>
-            <w:proofErr w:type="spellEnd"/>
-            <w:r>
-              <w:t xml:space="preserve"> </w:t>
-            </w:r>
-            <w:proofErr w:type="spellStart"/>
-            <w:r>
-              <w:t>keine</w:t>
-            </w:r>
-            <w:proofErr w:type="spellEnd"/>
-            <w:r>
-              <w:t xml:space="preserve"> </w:t>
-            </w:r>
-            <w:proofErr w:type="spellStart"/>
-            <w:r>
-              <w:t>Auskunft</w:t>
-            </w:r>
-            <w:proofErr w:type="spellEnd"/>
-          </w:p>
-        </w:tc>
-        <w:tc>
-          <w:tcPr>
-            <w:tcW w:w="0" w:type="auto"/>
-            <w:vAlign w:val="center"/>
-            <w:hideMark/>
-          </w:tcPr>
-          <w:p>
-            <w:pPr>
-              <w:rPr>
-                <w:lang w:val="de-DE"/>
-              </w:rPr>
-            </w:pPr>
-            <w:r>
-              <w:rPr>
-                <w:lang w:val="de-DE"/>
-              </w:rPr>
-              <w:t>„Die Umsätze möchte ich nicht nennen.“</w:t>
-            </w:r>
-          </w:p>
-        </w:tc>
-        <w:tc>
-          <w:tcPr>
-            <w:tcW w:w="0" w:type="auto"/>
-            <w:vAlign w:val="center"/>
-            <w:hideMark/>
-          </w:tcPr>
-          <w:p>
-            <w:pPr>
-              <w:rPr>
-                <w:lang w:val="de-DE"/>
-              </w:rPr>
-            </w:pPr>
-            <w:r>
-              <w:rPr>
-                <w:lang w:val="de-DE"/>
-              </w:rPr>
-              <w:t>Die Grenze respektieren. Fehlende Angabe nicht als null Umsatz interpretieren.</w:t>
-            </w:r>
-          </w:p>
-        </w:tc>
-      </w:tr>
-      <w:tr>
-        <w:trPr>
-          <w:tblCellSpacing w:w="15" w:type="dxa"/>
-        </w:trPr>
-        <w:tc>
-          <w:tcPr>
-            <w:tcW w:w="0" w:type="auto"/>
-            <w:vAlign w:val="center"/>
-            <w:hideMark/>
-          </w:tcPr>
-          <w:p>
-            <w:proofErr w:type="spellStart"/>
-            <w:r>
-              <w:t>Gegenfrage</w:t>
-            </w:r>
-            <w:proofErr w:type="spellEnd"/>
-          </w:p>
-        </w:tc>
-        <w:tc>
-          <w:tcPr>
-            <w:tcW w:w="0" w:type="auto"/>
-            <w:vAlign w:val="center"/>
-            <w:hideMark/>
-          </w:tcPr>
-          <w:p>
-            <w:pPr>
-              <w:rPr>
-                <w:lang w:val="de-DE"/>
-              </w:rPr>
-            </w:pPr>
-            <w:r>
-              <w:rPr>
-                <w:lang w:val="de-DE"/>
-              </w:rPr>
-              <w:t>„Was meinst du mit Traktion?“</w:t>
-            </w:r>
-          </w:p>
-        </w:tc>
-        <w:tc>
-          <w:tcPr>
-            <w:tcW w:w="0" w:type="auto"/>
-            <w:vAlign w:val="center"/>
-            <w:hideMark/>
-          </w:tcPr>
-          <w:p>
-            <w:pPr>
-              <w:rPr>
-                <w:lang w:val="de-DE"/>
-              </w:rPr>
-            </w:pPr>
-            <w:r>
-              <w:rPr>
-                <w:lang w:val="de-DE"/>
-              </w:rPr>
-              <w:t>Begriff kurz erklären und anschließend zur Frage zurückkehren. Die Gegenfrage nicht als Antwort werten.</w:t>
-            </w:r>
-          </w:p>
-        </w:tc>
-      </w:tr>
-      <w:tr>
-        <w:trPr>
-          <w:tblCellSpacing w:w="15" w:type="dxa"/>
-        </w:trPr>
-        <w:tc>
-          <w:tcPr>
-            <w:tcW w:w="0" w:type="auto"/>
-            <w:vAlign w:val="center"/>
-            <w:hideMark/>
-          </w:tcPr>
-          <w:p>
-            <w:proofErr w:type="spellStart"/>
-            <w:r>
-              <w:t>Vorweggenommene</w:t>
-            </w:r>
-            <w:proofErr w:type="spellEnd"/>
-            <w:r>
-              <w:t xml:space="preserve"> </w:t>
-            </w:r>
-            <w:proofErr w:type="spellStart"/>
-            <w:r>
-              <w:t>Angaben</w:t>
-            </w:r>
-            <w:proofErr w:type="spellEnd"/>
-          </w:p>
-        </w:tc>
-        <w:tc>
-          <w:tcPr>
-            <w:tcW w:w="0" w:type="auto"/>
-            <w:vAlign w:val="center"/>
-            <w:hideMark/>
-          </w:tcPr>
-          <w:p>
-            <w:pPr>
-              <w:rPr>
-                <w:lang w:val="de-DE"/>
-              </w:rPr>
-            </w:pPr>
-            <w:r>
-              <w:rPr>
-                <w:lang w:val="de-DE"/>
-              </w:rPr>
-              <w:t>Bereits am Anfang Team, Produkt und Finanzierungsbedarf nennen</w:t>
-            </w:r>
-          </w:p>
-        </w:tc>
-        <w:tc>
-          <w:tcPr>
-            <w:tcW w:w="0" w:type="auto"/>
-            <w:vAlign w:val="center"/>
-            <w:hideMark/>
-          </w:tcPr>
-          <w:p>
-            <w:pPr>
-              <w:rPr>
-                <w:lang w:val="de-DE"/>
-              </w:rPr>
-            </w:pPr>
-            <w:r>
-              <w:rPr>
-                <w:lang w:val="de-DE"/>
-              </w:rPr>
-              <w:t>Informationen behalten und später nicht erneut abfragen.</w:t>
-            </w:r>
-          </w:p>
-        </w:tc>
-      </w:tr>
-      <w:tr>
-        <w:trPr>
-          <w:tblCellSpacing w:w="15" w:type="dxa"/>
-        </w:trPr>
-        <w:tc>
-          <w:tcPr>
-            <w:tcW w:w="0" w:type="auto"/>
-            <w:vAlign w:val="center"/>
-            <w:hideMark/>
-          </w:tcPr>
-          <w:p>
-            <w:proofErr w:type="spellStart"/>
-            <w:r>
-              <w:t>Korrektur</w:t>
-            </w:r>
-            <w:proofErr w:type="spellEnd"/>
-          </w:p>
-        </w:tc>
-        <w:tc>
-          <w:tcPr>
-            <w:tcW w:w="0" w:type="auto"/>
-            <w:vAlign w:val="center"/>
-            <w:hideMark/>
-          </w:tcPr>
-          <w:p>
-            <w:pPr>
-              <w:rPr>
-                <w:lang w:val="de-DE"/>
-              </w:rPr>
-            </w:pPr>
-            <w:r>
-              <w:rPr>
-                <w:lang w:val="de-DE"/>
-              </w:rPr>
-              <w:t>„600.000 Euro – Entschuldigung, ich meinte 750.000 Euro.“</w:t>
-            </w:r>
-          </w:p>
-        </w:tc>
-        <w:tc>
-          <w:tcPr>
-            <w:tcW w:w="0" w:type="auto"/>
-            <w:vAlign w:val="center"/>
-            <w:hideMark/>
-          </w:tcPr>
-          <w:p>
-            <w:pPr>
-              <w:rPr>
-                <w:lang w:val="de-DE"/>
-              </w:rPr>
-            </w:pPr>
-            <w:r>
-              <w:rPr>
-                <w:lang w:val="de-DE"/>
-              </w:rPr>
-              <w:t>Den korrigierten Betrag übernehmen; Original im Transkript erhalten.</w:t>
-            </w:r>
-          </w:p>
-        </w:tc>
-      </w:tr>
-      <w:tr>
-        <w:trPr>
-          <w:tblCellSpacing w:w="15" w:type="dxa"/>
-        </w:trPr>
-        <w:tc>
-          <w:tcPr>
-            <w:tcW w:w="0" w:type="auto"/>
-            <w:vAlign w:val="center"/>
-            <w:hideMark/>
-          </w:tcPr>
-          <w:p>
-            <w:proofErr w:type="spellStart"/>
-            <w:r>
-              <w:t>Unklare</w:t>
-            </w:r>
-            <w:proofErr w:type="spellEnd"/>
-            <w:r>
-              <w:t xml:space="preserve"> Einheit</w:t>
-            </w:r>
-          </w:p>
-        </w:tc>
-        <w:tc>
-          <w:tcPr>
-            <w:tcW w:w="0" w:type="auto"/>
-            <w:vAlign w:val="center"/>
-            <w:hideMark/>
-          </w:tcPr>
-          <w:p>
-            <w:pPr>
-              <w:rPr>
-                <w:lang w:val="de-DE"/>
-              </w:rPr>
-            </w:pPr>
-            <w:r>
-              <w:rPr>
-                <w:lang w:val="de-DE"/>
-              </w:rPr>
-              <w:t>„Wir brauchen ungefähr sechs hundert.“</w:t>
-            </w:r>
-          </w:p>
-        </w:tc>
-        <w:tc>
-          <w:tcPr>
-            <w:tcW w:w="0" w:type="auto"/>
-            <w:vAlign w:val="center"/>
-            <w:hideMark/>
-          </w:tcPr>
-          <w:p>
-            <w:pPr>
-              <w:rPr>
-                <w:lang w:val="de-DE"/>
-              </w:rPr>
-            </w:pPr>
-            <w:r>
-              <w:rPr>
-                <w:lang w:val="de-DE"/>
-              </w:rPr>
-              <w:t>Betrag und Währung klären, nicht automatisch 600.000 Euro annehmen.</w:t>
-            </w:r>
-          </w:p>
-        </w:tc>
-      </w:tr>
-      <w:tr>
-        <w:trPr>
-          <w:tblCellSpacing w:w="15" w:type="dxa"/>
-        </w:trPr>
-        <w:tc>
-          <w:tcPr>
-            <w:tcW w:w="0" w:type="auto"/>
-            <w:vAlign w:val="center"/>
-            <w:hideMark/>
-          </w:tcPr>
-          <w:p>
-            <w:r>
-              <w:t xml:space="preserve">Keine </w:t>
-            </w:r>
-            <w:proofErr w:type="spellStart"/>
-            <w:r>
-              <w:t>Finanzierung</w:t>
-            </w:r>
-            <w:proofErr w:type="spellEnd"/>
-            <w:r>
-              <w:t xml:space="preserve"> </w:t>
-            </w:r>
-            <w:proofErr w:type="spellStart"/>
-            <w:r>
-              <w:t>geplant</w:t>
-            </w:r>
-            <w:proofErr w:type="spellEnd"/>
-          </w:p>
-        </w:tc>
-        <w:tc>
-          <w:tcPr>
-            <w:tcW w:w="0" w:type="auto"/>
-            <w:vAlign w:val="center"/>
-            <w:hideMark/>
-          </w:tcPr>
-          <w:p>
-            <w:pPr>
-              <w:rPr>
-                <w:lang w:val="de-DE"/>
-              </w:rPr>
-            </w:pPr>
-            <w:r>
-              <w:rPr>
-                <w:lang w:val="de-DE"/>
-              </w:rPr>
-              <w:t>„Wir möchten vorerst aus eigenen Einnahmen wachsen.“</w:t>
-            </w:r>
-          </w:p>
-        </w:tc>
-        <w:tc>
-          <w:tcPr>
-            <w:tcW w:w="0" w:type="auto"/>
-            <w:vAlign w:val="center"/>
-            <w:hideMark/>
-          </w:tcPr>
-          <w:p>
-            <w:pPr>
-              <w:rPr>
-                <w:lang w:val="de-DE"/>
-              </w:rPr>
-            </w:pPr>
-            <w:r>
-              <w:rPr>
-                <w:lang w:val="de-DE"/>
-              </w:rPr>
-              <w:t>Bedingte Fragen zu Runde und Kapitalverwendung überspringen.</w:t>
-            </w:r>
-          </w:p>
-        </w:tc>
-      </w:tr>
-      <w:tr>
-        <w:trPr>
-          <w:tblCellSpacing w:w="15" w:type="dxa"/>
-        </w:trPr>
-        <w:tc>
-          <w:tcPr>
-            <w:tcW w:w="0" w:type="auto"/>
-            <w:vAlign w:val="center"/>
-            <w:hideMark/>
-          </w:tcPr>
-          <w:p>
-            <w:proofErr w:type="spellStart"/>
-            <w:r>
-              <w:lastRenderedPageBreak/>
-              <w:t>Unbelegte</w:t>
-            </w:r>
-            <w:proofErr w:type="spellEnd"/>
-            <w:r>
-              <w:t xml:space="preserve"> </w:t>
-            </w:r>
-            <w:proofErr w:type="spellStart"/>
-            <w:r>
-              <w:t>Wirkung</w:t>
-            </w:r>
-            <w:proofErr w:type="spellEnd"/>
-          </w:p>
-        </w:tc>
-        <w:tc>
-          <w:tcPr>
-            <w:tcW w:w="0" w:type="auto"/>
-            <w:vAlign w:val="center"/>
-            <w:hideMark/>
-          </w:tcPr>
-          <w:p>
-            <w:pPr>
-              <w:rPr>
-                <w:lang w:val="de-DE"/>
-              </w:rPr>
-            </w:pPr>
-            <w:r>
-              <w:rPr>
-                <w:lang w:val="de-DE"/>
-              </w:rPr>
-              <w:t>„Der Verbrauch sank elf Prozent, aber vielleicht lag es am Wetter.“</w:t>
-            </w:r>
-          </w:p>
-        </w:tc>
-        <w:tc>
-          <w:tcPr>
-            <w:tcW w:w="0" w:type="auto"/>
-            <w:vAlign w:val="center"/>
-            <w:hideMark/>
-          </w:tcPr>
-          <w:p>
-            <w:pPr>
-              <w:rPr>
-                <w:lang w:val="de-DE"/>
-              </w:rPr>
-            </w:pPr>
-            <w:r>
-              <w:rPr>
-                <w:lang w:val="de-DE"/>
-              </w:rPr>
-              <w:t>Unsicherheit erhalten; keine nachgewiesene Einsparung durch das Produkt behaupten.</w:t>
-            </w:r>
-          </w:p>
-        </w:tc>
-      </w:tr>
-      <w:tr>
-        <w:trPr>
-          <w:tblCellSpacing w:w="15" w:type="dxa"/>
-        </w:trPr>
-        <w:tc>
-          <w:tcPr>
-            <w:tcW w:w="0" w:type="auto"/>
-            <w:vAlign w:val="center"/>
-            <w:hideMark/>
-          </w:tcPr>
-          <w:p>
-            <w:proofErr w:type="spellStart"/>
-            <w:r>
-              <w:t>Unterbrechung</w:t>
-            </w:r>
-            <w:proofErr w:type="spellEnd"/>
-          </w:p>
-        </w:tc>
-        <w:tc>
-          <w:tcPr>
-            <w:tcW w:w="0" w:type="auto"/>
-            <w:vAlign w:val="center"/>
-            <w:hideMark/>
-          </w:tcPr>
-          <w:p>
-            <w:pPr>
-              <w:rPr>
-                <w:lang w:val="de-DE"/>
-              </w:rPr>
-            </w:pPr>
-            <w:r>
-              <w:rPr>
-                <w:lang w:val="de-DE"/>
-              </w:rPr>
-              <w:t>Während einer Agentenfrage: „Moment, ich möchte den Namen korrigieren.“</w:t>
-            </w:r>
-          </w:p>
-        </w:tc>
-        <w:tc>
-          <w:tcPr>
-            <w:tcW w:w="0" w:type="auto"/>
-            <w:vAlign w:val="center"/>
-            <w:hideMark/>
-          </w:tcPr>
-          <w:p>
-            <w:pPr>
-              <w:rPr>
-                <w:lang w:val="de-DE"/>
-              </w:rPr>
-            </w:pPr>
-            <w:r>
-              <w:rPr>
-                <w:lang w:val="de-DE"/>
-              </w:rPr>
-              <w:t>Sprachausgabe unterbrechen und die Korrektur verarbeiten.</w:t>
-            </w:r>
-          </w:p>
-        </w:tc>
-      </w:tr>
-      <w:tr>
-        <w:trPr>
-          <w:tblCellSpacing w:w="15" w:type="dxa"/>
-        </w:trPr>
-        <w:tc>
-          <w:tcPr>
-            <w:tcW w:w="0" w:type="auto"/>
-            <w:vAlign w:val="center"/>
-            <w:hideMark/>
-          </w:tcPr>
-          <w:p>
-            <w:proofErr w:type="spellStart"/>
-            <w:r>
-              <w:t>Abschlusskorrektur</w:t>
-            </w:r>
-            <w:proofErr w:type="spellEnd"/>
-          </w:p>
-        </w:tc>
-        <w:tc>
-          <w:tcPr>
-            <w:tcW w:w="0" w:type="auto"/>
-            <w:vAlign w:val="center"/>
-            <w:hideMark/>
-          </w:tcPr>
-          <w:p>
-            <w:pPr>
-              <w:rPr>
-                <w:lang w:val="de-DE"/>
-              </w:rPr>
-            </w:pPr>
-            <w:r>
-              <w:rPr>
-                <w:lang w:val="de-DE"/>
-              </w:rPr>
-              <w:t>Bei der Zusammenfassung: „Fast richtig, es sind zwei zahlende Kunden, nicht drei.“</w:t>
-            </w:r>
-          </w:p>
-        </w:tc>
-        <w:tc>
-          <w:tcPr>
-            <w:tcW w:w="0" w:type="auto"/>
-            <w:vAlign w:val="center"/>
-            <w:hideMark/>
-          </w:tcPr>
-          <w:p>
-            <w:r>
-              <w:rPr>
-                <w:lang w:val="de-DE"/>
-              </w:rPr>
-              <w:t xml:space="preserve">Korrigieren und erneut bestätigen lassen. </w:t>
-            </w:r>
-            <w:r>
-              <w:t xml:space="preserve">Noch nicht </w:t>
-            </w:r>
-            <w:proofErr w:type="spellStart"/>
-            <w:r>
-              <w:t>abschließen</w:t>
-            </w:r>
-            <w:proofErr w:type="spellEnd"/>
-            <w:r>
-              <w:t>.</w:t>
-            </w:r>
-          </w:p>
-        </w:tc>
-      </w:tr>
-    </w:tbl>
-    <w:p>
-      <w:pPr>
-        <w:rPr>
-          <w:lang w:val="de-DE"/>
-        </w:rPr>
-      </w:pPr>
-      <w:r>
-        <w:rPr>
-          <w:lang w:val="de-DE"/>
-        </w:rPr>
-        <w:t>Wartezeiten solltest du in zwei Richtungen testen:</w:t>
-      </w:r>
-    </w:p>
-    <w:p>
-      <w:pPr>
-        <w:numPr>
-          <w:ilvl w:val="0"/>
-          <w:numId w:val="2"/>
-        </w:numPr>
-        <w:rPr>
-          <w:lang w:val="de-DE"/>
-        </w:rPr>
-      </w:pPr>
-      <w:r>
-        <w:rPr>
-          <w:lang w:val="de-DE"/>
-        </w:rPr>
-        <w:t>Du schweigst: Warte zunächst fünf, dann fünfzehn Sekunden. Der Agent darf keine Antwort erfinden oder das Gespräch als bestätigt abschließen. Ein späteres, einmaliges „Bist du noch da?“ wäre sinnvoll; eine solche Erinnerungsfunktion haben wir bisher nicht gezielt eingebaut.</w:t>
-      </w:r>
-    </w:p>
-    <w:p>
-      <w:pPr>
-        <w:numPr>
-          <w:ilvl w:val="0"/>
-          <w:numId w:val="2"/>
-        </w:numPr>
-        <w:rPr>
-          <w:lang w:val="de-DE"/>
-        </w:rPr>
-      </w:pPr>
-      <w:r>
-        <w:rPr>
-          <w:lang w:val="de-DE"/>
-        </w:rPr>
-        <w:t>Der Agent antwortet langsam: Miss vom Ende deiner Aussage bis zum ersten hörbaren Wort. Unser Ziel bleibt ein bis zwei Sekunden. Bei längerer Verzögerung sollte die Oberfläche erkennbar zeigen, dass verarbeitet wird. Bei einem Ausfall muss eine verständliche Fehlermeldung kommen; „Gespräch beenden“ muss weiterhin funktionieren.</w:t>
-      </w:r>
-    </w:p>
-    <w:p>
-      <w:pPr>
-        <w:rPr>
-          <w:lang w:val="de-DE"/>
-        </w:rPr>
-      </w:pPr>
-      <w:r>
-        <w:rPr>
-          <w:lang w:val="de-DE"/>
-        </w:rPr>
-        <w:t>Die Gegenfrage ist besonders interessant: Unsere bisherige Architektur konzentriert sich auf strukturierte Extraktion und festgelegte Folgefragen. Eine freie Begriffserklärung wie „Was bedeutet Pre-Seed?“ ist deshalb ein wichtiger Test und möglicherweise noch eine funktionale Lücke.</w:t>
-      </w:r>
-    </w:p>
-    <w:p>
-      <w:r>
-        <w:rPr>
-          <w:lang w:val="de-DE"/>
-        </w:rPr>
-        <w:t xml:space="preserve">Zum Vergleichen von Deepgram und ElevenLabs nutze dieselben Antworten und notiere jeweils: gesprochener Text → Transkript → gespeicherte Angabe → Antwortzeit. </w:t>
-      </w:r>
-      <w:r>
-        <w:t xml:space="preserve">Damit </w:t>
-      </w:r>
-      <w:proofErr w:type="spellStart"/>
-      <w:r>
-        <w:t>unterscheiden</w:t>
-      </w:r>
-      <w:proofErr w:type="spellEnd"/>
-      <w:r>
-        <w:t xml:space="preserve"> </w:t>
-      </w:r>
-      <w:proofErr w:type="spellStart"/>
-      <w:r>
-        <w:t>wir</w:t>
-      </w:r>
-      <w:proofErr w:type="spellEnd"/>
-      <w:r>
-        <w:t xml:space="preserve"> </w:t>
-      </w:r>
-      <w:proofErr w:type="spellStart"/>
-      <w:r>
-        <w:t>Erkennungsfehler</w:t>
-      </w:r>
-      <w:proofErr w:type="spellEnd"/>
-      <w:r>
-        <w:t xml:space="preserve"> von </w:t>
-      </w:r>
-      <w:proofErr w:type="spellStart"/>
-      <w:r>
-        <w:t>Fehlern</w:t>
-      </w:r>
-      <w:proofErr w:type="spellEnd"/>
-      <w:r>
-        <w:t xml:space="preserve"> der </w:t>
-      </w:r>
-      <w:proofErr w:type="spellStart"/>
-      <w:r>
-        <w:t>Gesprächssteuerung</w:t>
-      </w:r>
-      <w:proofErr w:type="spellEnd"/>
+        <w:t>Open the administrator’s question configuration.</w:t>
+      </w:r>
+    </w:p>
+    <w:p>
+      <w:r>
+        <w:t>“A fixed list of questions alone is not enough. We also need to define what counts as a sufficient answer.</w:t>
+      </w:r>
+    </w:p>
+    <w:p>
+      <w:r>
+        <w:t>For traction, ‘things are going well’ is relevant, but insufficient. ‘Two paying customers and 900 euros in monthly revenue as of September’ is much more useful.</w:t>
+      </w:r>
+    </w:p>
+    <w:p>
+      <w:r>
+        <w:t>Each answer goal therefore has a question, sufficiency criteria, a clarification question and a bounded follow-up budget.</w:t>
+      </w:r>
+    </w:p>
+    <w:p>
+      <w:r>
+        <w:t>Some questions are conditional. If the founder isn’t planning a funding round, we shouldn’t insist on asking about its size and timing.”</w:t>
+      </w:r>
+    </w:p>
+    <w:p>
+      <w:pPr>
+        <w:rPr>
+          <w:b/>
+          <w:bCs/>
+        </w:rPr>
+      </w:pPr>
+      <w:r>
+        <w:rPr>
+          <w:b/>
+          <w:bCs/>
+        </w:rPr>
+        <w:t>5. Control the order without forcing a rigid conversation</w:t>
+      </w:r>
+    </w:p>
+    <w:p>
+      <w:r>
+        <w:t>“The configured order is a guide, not a requirement that the founder answer one field at a time.</w:t>
+      </w:r>
+    </w:p>
+    <w:p>
+      <w:r>
+        <w:t>If they explain the team while answering the product question, we should retain both answers and avoid asking about the team again.</w:t>
+      </w:r>
+    </w:p>
+    <w:p>
+      <w:r>
+        <w:t>The controller selects the next relevant unanswered goal. The AI evaluates the meaning of the current statement against the criteria. If the answer is vague, the controller can use the configured clarification.</w:t>
+      </w:r>
+    </w:p>
+    <w:p>
+      <w:r>
+        <w:t>This also creates a deliberate limit: the current agent is strongest at collecting interview information. Open-ended counterquestions and explanations are a separate area to improve.”</w:t>
+      </w:r>
+    </w:p>
+    <w:p>
+      <w:r>
+        <w:rPr>
+          <w:b/>
+          <w:bCs/>
+        </w:rPr>
+        <w:t>Implementation detail if asked:</w:t>
+      </w:r>
+      <w:r>
+        <w:t xml:space="preserve"> The main questions and clarifications are configured text. The model extracts answers and may provide a short acknowledgment; it does not freely generate every next question.</w:t>
+      </w:r>
+    </w:p>
+    <w:p>
+      <w:pPr>
+        <w:rPr>
+          <w:b/>
+          <w:bCs/>
+        </w:rPr>
+      </w:pPr>
+      <w:r>
+        <w:rPr>
+          <w:b/>
+          <w:bCs/>
+        </w:rPr>
+        <w:t>6. Make the result auditable</w:t>
+      </w:r>
+    </w:p>
+    <w:p>
+      <w:r>
+        <w:rPr>
+          <w:i/>
+          <w:iCs/>
+        </w:rPr>
+        <w:t>Open the transcript and follow an evidence link.</w:t>
+      </w:r>
+    </w:p>
+    <w:p>
+      <w:r>
+        <w:t>“I didn’t want the final report to be a summary we simply have to trust.</w:t>
+      </w:r>
+    </w:p>
+    <w:p>
+      <w:r>
+        <w:t>Extracted answers carry a quote and a reference to the conversation. We check that the quote exists in the recognized statement, and a reviewer can return to it.</w:t>
+      </w:r>
+    </w:p>
+    <w:p>
+      <w:r>
+        <w:t>That doesn’t prove the AI interpreted everything correctly. Also, this transcript is recognized speech, not an audio recording. Speech recognition can already contain errors.</w:t>
+      </w:r>
+    </w:p>
+    <w:p>
+      <w:r>
+        <w:t>The evidence links and final spoken review make those limitations visible and give the founder an opportunity to correct the result.”</w:t>
+      </w:r>
+    </w:p>
+    <w:p>
+      <w:pPr>
+        <w:rPr>
+          <w:b/>
+          <w:bCs/>
+        </w:rPr>
+      </w:pPr>
+      <w:r>
+        <w:rPr>
+          <w:b/>
+          <w:bCs/>
+        </w:rPr>
+        <w:t>7. Add voice around the interview logic</w:t>
+      </w:r>
+    </w:p>
+    <w:p>
+      <w:r>
+        <w:rPr>
+          <w:i/>
+          <w:iCs/>
+        </w:rPr>
+        <w:t>Switch to the startup interface.</w:t>
+      </w:r>
+    </w:p>
+    <w:p>
+      <w:r>
+        <w:t>“Once the interview logic was separate from the interface, voice became a pipeline around it:</w:t>
+      </w:r>
+    </w:p>
+    <w:p>
+      <w:r>
+        <w:t>microphone audio becomes text, text becomes structured observations, the controller selects the next reply, and that reply becomes audio.</w:t>
+      </w:r>
+    </w:p>
+    <w:p>
+      <w:r>
+        <w:lastRenderedPageBreak/>
+        <w:t>I used LiveKit for the real-time browser connection and session handling. Speech recognition can use Deepgram or ElevenLabs through the same internal interface. OpenAI handles structured interpretation, and ElevenLabs produces the voice.</w:t>
+      </w:r>
+    </w:p>
+    <w:p>
+      <w:r>
+        <w:t>This separation lets us compare recognition providers without rewriting the interview rules.”</w:t>
+      </w:r>
+    </w:p>
+    <w:p>
+      <w:pPr>
+        <w:rPr>
+          <w:b/>
+          <w:bCs/>
+        </w:rPr>
+      </w:pPr>
+      <w:r>
+        <w:rPr>
+          <w:b/>
+          <w:bCs/>
+        </w:rPr>
+        <w:t>8. Optimize the path the user experiences</w:t>
+      </w:r>
+    </w:p>
+    <w:p>
+      <w:r>
+        <w:t>“For a voice conversation, latency is part of usability. A good answer that arrives too late still feels like a poor conversation.</w:t>
+      </w:r>
+    </w:p>
+    <w:p>
+      <w:r>
+        <w:t>The worker makes one structured model call per turn. After the backend saves the result, it sends the canonical reply directly to streaming speech output. There is no second model call just to invent the next question.</w:t>
+      </w:r>
+    </w:p>
+    <w:p>
+      <w:r>
+        <w:t>Audio is streamed, but the structured extraction is received and validated as a complete response.</w:t>
+      </w:r>
+    </w:p>
+    <w:p>
+      <w:r>
+        <w:t>We also allow interruption and tune turn-taking. Testing exposed a useful example: a company name can contain pauses. We added more patience around the name question and stopped treating ‘GmbH’ alone as a complete name.”</w:t>
+      </w:r>
+    </w:p>
+    <w:p>
+      <w:pPr>
+        <w:rPr>
+          <w:b/>
+          <w:bCs/>
+        </w:rPr>
+      </w:pPr>
+      <w:r>
+        <w:rPr>
+          <w:b/>
+          <w:bCs/>
+        </w:rPr>
+        <w:t>9. Design the browser flow around trust and control</w:t>
+      </w:r>
+    </w:p>
+    <w:p>
+      <w:r>
+        <w:rPr>
+          <w:i/>
+          <w:iCs/>
+        </w:rPr>
+        <w:t>Demonstrate the microphone test, then start a brief interview.</w:t>
+      </w:r>
+    </w:p>
+    <w:p>
+      <w:r>
+        <w:t>“The founder needs a simple sequence: enter the interview, check the microphone, start, speak and stop.</w:t>
+      </w:r>
+    </w:p>
+    <w:p>
+      <w:r>
+        <w:t xml:space="preserve">The microphone test shows a real input level locally. During the conversation, the interface distinguishes a connected room from an agent that has </w:t>
+      </w:r>
+      <w:proofErr w:type="gramStart"/>
+      <w:r>
+        <w:t>actually joined</w:t>
+      </w:r>
+      <w:proofErr w:type="gramEnd"/>
       <w:r>
         <w:t>.</w:t>
+      </w:r>
+    </w:p>
+    <w:p>
+      <w:r>
+        <w:t>Stopping microphone capture happens before waiting for a server response. That is an important control: a slow backend must not keep the browser listening.</w:t>
+      </w:r>
+    </w:p>
+    <w:p>
+      <w:r>
+        <w:t>The demo reset gives us a fresh conversation while preserving earlier interviews in history.”</w:t>
+      </w:r>
+    </w:p>
+    <w:p>
+      <w:pPr>
+        <w:rPr>
+          <w:b/>
+          <w:bCs/>
+        </w:rPr>
+      </w:pPr>
+      <w:r>
+        <w:rPr>
+          <w:b/>
+          <w:bCs/>
+        </w:rPr>
+        <w:t>10. Make variation configurable, then refine presentation</w:t>
+      </w:r>
+    </w:p>
+    <w:p>
+      <w:r>
+        <w:rPr>
+          <w:i/>
+          <w:iCs/>
+        </w:rPr>
+        <w:t>Return to the administrator interface.</w:t>
+      </w:r>
+    </w:p>
+    <w:p>
+      <w:r>
+        <w:t>“Finally, I asked which changes should require code.</w:t>
+      </w:r>
+    </w:p>
+    <w:p>
+      <w:r>
+        <w:t>Questions, answer criteria, follow-up limits, language, voice settings and an optional target profile should be configurable. Configurations can be saved and loaded, and publishing creates a new version. Each interview retains the configuration it started with.</w:t>
+      </w:r>
+    </w:p>
+    <w:p>
+      <w:r>
+        <w:t>React and TypeScript support the interactive browser state and typed frontend contracts. FastAPI and Pydantic support explicit, validated backend contracts. SQLite keeps local development simple, with a Firestore implementation available for deployment.</w:t>
+      </w:r>
+    </w:p>
+    <w:p>
+      <w:r>
+        <w:t>The visual design then supports these flows: a clear startup entry point, readable progress, accessible controls and an understandable report.”</w:t>
+      </w:r>
+    </w:p>
+    <w:p>
+      <w:pPr>
+        <w:rPr>
+          <w:b/>
+          <w:bCs/>
+        </w:rPr>
+      </w:pPr>
+      <w:r>
+        <w:rPr>
+          <w:b/>
+          <w:bCs/>
+        </w:rPr>
+        <w:t>Closing</w:t>
+      </w:r>
+    </w:p>
+    <w:p>
+      <w:r>
+        <w:t>“The central design decision is to keep natural-language interpretation flexible while keeping progression, persistence and scoring explicit.</w:t>
+      </w:r>
+    </w:p>
+    <w:p>
+      <w:r>
+        <w:lastRenderedPageBreak/>
+        <w:t>The main compromise is that predictable collection is currently stronger than unrestricted conversation. My next priorities would be better conversational repair, broader speech tests and measured end-to-end latency—not simply giving the model more freedom.”</w:t>
       </w:r>
     </w:p>
     <w:p/>
